--- a/policies/build/masters/HRM.1_v2_master.docx
+++ b/policies/build/masters/HRM.1_v2_master.docx
@@ -11,40 +11,25 @@
         <w:rPr>
           <w:b/>
           <w:bCs/>
+          <w:sz w:val="28"/>
+          <w:szCs w:val="28"/>
+        </w:rPr>
+        <w:t>Policy on Human Resource Planning, Recruitment and Staff Governance</w:t>
+      </w:r>
+    </w:p>
+    <w:p>
+      <w:pPr>
+        <w:spacing w:after="60"/>
+        <w:jc w:val="center"/>
+      </w:pPr>
+      <w:r>
+        <w:rPr>
+          <w:b/>
+          <w:bCs/>
           <w:sz w:val="32"/>
           <w:szCs w:val="32"/>
         </w:rPr>
         <w:t xml:space="preserve">«Hospital Name»</w:t>
-      </w:r>
-    </w:p>
-    <w:p>
-      <w:pPr>
-        <w:spacing w:after="60"/>
-        <w:jc w:val="center"/>
-      </w:pPr>
-      <w:r>
-        <w:rPr>
-          <w:b/>
-          <w:bCs/>
-          <w:sz w:val="28"/>
-          <w:szCs w:val="28"/>
-        </w:rPr>
-        <w:t xml:space="preserve">Human Resource Planning, Recruitment and Staff Governance</w:t>
-      </w:r>
-    </w:p>
-    <w:p>
-      <w:pPr>
-        <w:spacing w:after="240"/>
-        <w:jc w:val="center"/>
-      </w:pPr>
-      <w:r>
-        <w:rPr>
-          <w:i/>
-          <w:iCs/>
-          <w:sz w:val="20"/>
-          <w:szCs w:val="20"/>
-        </w:rPr>
-        <w:t xml:space="preserve">Workforce planning, recruitment and staff governance in day-to-day practice.</w:t>
       </w:r>
     </w:p>
     <w:p>
@@ -2621,154 +2606,6 @@
         <w:t xml:space="preserve">The Nursing Superintendent holds signed acknowledgements with the induction record.</w:t>
       </w:r>
     </w:p>
-    <w:p>
-      <w:pPr>
-        <w:pStyle w:val="Heading1"/>
-        <w:spacing w:after="120" w:before="280"/>
-      </w:pPr>
-      <w:r>
-        <w:t xml:space="preserve">9. References</w:t>
-      </w:r>
-    </w:p>
-    <w:p>
-      <w:pPr>
-        <w:pStyle w:val="ListParagraph"/>
-        <w:numPr>
-          <w:ilvl w:val="0"/>
-          <w:numId w:val="1"/>
-        </w:numPr>
-        <w:spacing w:after="60"/>
-      </w:pPr>
-      <w:r>
-        <w:rPr>
-          <w:sz w:val="22"/>
-          <w:szCs w:val="22"/>
-        </w:rPr>
-        <w:t xml:space="preserve">National Accreditation Board for Hospitals and Healthcare Providers (NABH), Standards for Small Healthcare Organisations, 3rd Edition — Human Resource Management chapter, standard HRM.1.</w:t>
-      </w:r>
-    </w:p>
-    <w:p>
-      <w:pPr>
-        <w:pStyle w:val="ListParagraph"/>
-        <w:numPr>
-          <w:ilvl w:val="0"/>
-          <w:numId w:val="1"/>
-        </w:numPr>
-        <w:spacing w:after="60"/>
-      </w:pPr>
-      <w:r>
-        <w:rPr>
-          <w:sz w:val="22"/>
-          <w:szCs w:val="22"/>
-        </w:rPr>
-        <w:t xml:space="preserve">Internal documents of «Hospital Name»: workforce plan; recruitment procedure; contingency staffing plan; job description templates; code of conduct; exit interview form; disciplinary and grievance procedure.</w:t>
-      </w:r>
-    </w:p>
-    <w:p>
-      <w:pPr>
-        <w:pStyle w:val="Heading1"/>
-        <w:spacing w:after="120" w:before="280"/>
-      </w:pPr>
-      <w:r>
-        <w:t xml:space="preserve">10. Distribution</w:t>
-      </w:r>
-    </w:p>
-    <w:p>
-      <w:pPr>
-        <w:spacing w:after="140"/>
-      </w:pPr>
-      <w:r>
-        <w:rPr>
-          <w:sz w:val="22"/>
-          <w:szCs w:val="22"/>
-        </w:rPr>
-        <w:t xml:space="preserve">Official master copy: office of the Medical Superintendent, «Hospital Name», with the HR office.</w:t>
-      </w:r>
-    </w:p>
-    <w:p>
-      <w:pPr>
-        <w:spacing w:after="140"/>
-      </w:pPr>
-      <w:r>
-        <w:rPr>
-          <w:sz w:val="22"/>
-          <w:szCs w:val="22"/>
-        </w:rPr>
-        <w:t xml:space="preserve">Copies issued to: governing body members; HR In-Charge / Personnel Officer; department heads; quality office.</w:t>
-      </w:r>
-    </w:p>
-    <w:p>
-      <w:pPr>
-        <w:spacing w:after="140"/>
-      </w:pPr>
-      <w:r>
-        <w:rPr>
-          <w:sz w:val="22"/>
-          <w:szCs w:val="22"/>
-        </w:rPr>
-        <w:t xml:space="preserve">The current version is available to all staff at the «HR office policy file» and, if the hospital keeps an intranet, at «staff intranet / policies».</w:t>
-      </w:r>
-    </w:p>
-    <w:p>
-      <w:pPr>
-        <w:spacing w:after="140"/>
-      </w:pPr>
-      <w:r>
-        <w:rPr>
-          <w:sz w:val="22"/>
-          <w:szCs w:val="22"/>
-        </w:rPr>
-        <w:t xml:space="preserve">When a new version is issued, take old copies out of use.</w:t>
-      </w:r>
-    </w:p>
-    <w:p>
-      <w:pPr>
-        <w:pStyle w:val="Heading1"/>
-        <w:spacing w:after="120" w:before="280"/>
-      </w:pPr>
-      <w:r>
-        <w:t xml:space="preserve">11. Abbreviations</w:t>
-      </w:r>
-    </w:p>
-    <w:p>
-      <w:pPr>
-        <w:spacing w:after="140"/>
-      </w:pPr>
-      <w:r>
-        <w:rPr>
-          <w:sz w:val="22"/>
-          <w:szCs w:val="22"/>
-        </w:rPr>
-        <w:t xml:space="preserve">CAPA — corrective and preventive action
-HRM — Human Resource Management (NABH SHCO chapter 8)
-NABH — National Accreditation Board for Hospitals and Healthcare Providers
-OE — objective element
-SHCO — Standards for Small Healthcare Organisations</w:t>
-      </w:r>
-    </w:p>
-    <w:p>
-      <w:pPr>
-        <w:pStyle w:val="Heading1"/>
-        <w:spacing w:after="120" w:before="280"/>
-      </w:pPr>
-      <w:r>
-        <w:t xml:space="preserve">12. Traceability to NABH SHCO 3rd Edition HRM.1</w:t>
-      </w:r>
-    </w:p>
-    <w:p>
-      <w:pPr>
-        <w:spacing w:after="120"/>
-      </w:pPr>
-      <w:r>
-        <w:rPr>
-          <w:i/>
-          <w:iCs/>
-          <w:sz w:val="20"/>
-          <w:szCs w:val="20"/>
-        </w:rPr>
-        <w:t xml:space="preserve">This table is an index. It is not how the policy is organised.</w:t>
-      </w:r>
-    </w:p>
     <w:tbl>
       <w:tblPr>
         <w:tblW w:type="pct" w:w="100%"/>
@@ -3698,7 +3535,89 @@
         <w:spacing w:after="120" w:before="280"/>
       </w:pPr>
       <w:r>
-        <w:t xml:space="preserve">13. Required Records / Evidence Checklist</w:t>
+        <w:t>9. Distribution</w:t>
+      </w:r>
+    </w:p>
+    <w:p>
+      <w:pPr>
+        <w:spacing w:after="140"/>
+      </w:pPr>
+      <w:r>
+        <w:rPr>
+          <w:sz w:val="22"/>
+          <w:szCs w:val="22"/>
+        </w:rPr>
+        <w:t xml:space="preserve">Official master copy: office of the Medical Superintendent, «Hospital Name», with the HR office.</w:t>
+      </w:r>
+    </w:p>
+    <w:p>
+      <w:pPr>
+        <w:spacing w:after="140"/>
+      </w:pPr>
+      <w:r>
+        <w:rPr>
+          <w:sz w:val="22"/>
+          <w:szCs w:val="22"/>
+        </w:rPr>
+        <w:t xml:space="preserve">Copies issued to: governing body members; HR In-Charge / Personnel Officer; department heads; quality office.</w:t>
+      </w:r>
+    </w:p>
+    <w:p>
+      <w:pPr>
+        <w:spacing w:after="140"/>
+      </w:pPr>
+      <w:r>
+        <w:rPr>
+          <w:sz w:val="22"/>
+          <w:szCs w:val="22"/>
+        </w:rPr>
+        <w:t xml:space="preserve">The current version is available to all staff at the «HR office policy file» and, if the hospital keeps an intranet, at «staff intranet / policies».</w:t>
+      </w:r>
+    </w:p>
+    <w:p>
+      <w:pPr>
+        <w:spacing w:after="140"/>
+      </w:pPr>
+      <w:r>
+        <w:rPr>
+          <w:sz w:val="22"/>
+          <w:szCs w:val="22"/>
+        </w:rPr>
+        <w:t xml:space="preserve">When a new version is issued, take old copies out of use.</w:t>
+      </w:r>
+    </w:p>
+    <w:p>
+      <w:pPr>
+        <w:pStyle w:val="Heading1"/>
+        <w:spacing w:after="120" w:before="280"/>
+      </w:pPr>
+      <w:r>
+        <w:t>10. Abbreviations</w:t>
+      </w:r>
+    </w:p>
+    <w:p>
+      <w:pPr>
+        <w:spacing w:after="140"/>
+      </w:pPr>
+      <w:r>
+        <w:rPr>
+          <w:sz w:val="22"/>
+          <w:szCs w:val="22"/>
+        </w:rPr>
+        <w:t xml:space="preserve">CAPA — corrective and preventive action
+HRM — Human Resource Management (NABH SHCO chapter 8)
+NABH — National Accreditation Board for Hospitals and Healthcare Providers
+OE — objective element
+SHCO — Standards for Small Healthcare Organisations</w:t>
+      </w:r>
+    </w:p>
+    <w:p>
+      <w:pPr>
+        <w:pStyle w:val="Heading1"/>
+        <w:spacing w:after="120" w:before="280"/>
+      </w:pPr>
+      <w:r>
+        <w:t>11. Traceability to NABH SHCO 3rd Edition HRM.1</w:t>
       </w:r>
     </w:p>
     <w:p>
@@ -3712,6 +3631,29 @@
           <w:sz w:val="20"/>
           <w:szCs w:val="20"/>
         </w:rPr>
+        <w:t xml:space="preserve">This table is an index. It is not how the policy is organised.</w:t>
+      </w:r>
+    </w:p>
+    <w:p>
+      <w:pPr>
+        <w:pStyle w:val="Heading1"/>
+        <w:spacing w:after="120" w:before="280"/>
+      </w:pPr>
+      <w:r>
+        <w:t>12. Required Records / Evidence Checklist</w:t>
+      </w:r>
+    </w:p>
+    <w:p>
+      <w:pPr>
+        <w:spacing w:after="120"/>
+      </w:pPr>
+      <w:r>
+        <w:rPr>
+          <w:i/>
+          <w:iCs/>
+          <w:sz w:val="20"/>
+          <w:szCs w:val="20"/>
+        </w:rPr>
         <w:t xml:space="preserve">Records the hospital holds under this policy, listed by objective element.</w:t>
       </w:r>
     </w:p>
@@ -4253,6 +4195,49 @@
           <w:szCs w:val="22"/>
         </w:rPr>
         <w:t xml:space="preserve">Secure disciplinary proceedings register with outcomes.</w:t>
+      </w:r>
+    </w:p>
+    <w:p>
+      <w:pPr>
+        <w:pStyle w:val="Heading1"/>
+        <w:spacing w:after="120" w:before="280"/>
+      </w:pPr>
+      <w:r>
+        <w:t>13. References</w:t>
+      </w:r>
+    </w:p>
+    <w:p>
+      <w:pPr>
+        <w:pStyle w:val="ListParagraph"/>
+        <w:numPr>
+          <w:ilvl w:val="0"/>
+          <w:numId w:val="1"/>
+        </w:numPr>
+        <w:spacing w:after="60"/>
+      </w:pPr>
+      <w:r>
+        <w:rPr>
+          <w:sz w:val="22"/>
+          <w:szCs w:val="22"/>
+        </w:rPr>
+        <w:t xml:space="preserve">National Accreditation Board for Hospitals and Healthcare Providers (NABH), Standards for Small Healthcare Organisations, 3rd Edition — Human Resource Management chapter, standard HRM.1.</w:t>
+      </w:r>
+    </w:p>
+    <w:p>
+      <w:pPr>
+        <w:pStyle w:val="ListParagraph"/>
+        <w:numPr>
+          <w:ilvl w:val="0"/>
+          <w:numId w:val="1"/>
+        </w:numPr>
+        <w:spacing w:after="60"/>
+      </w:pPr>
+      <w:r>
+        <w:rPr>
+          <w:sz w:val="22"/>
+          <w:szCs w:val="22"/>
+        </w:rPr>
+        <w:t xml:space="preserve">Internal documents of «Hospital Name»: workforce plan; recruitment procedure; contingency staffing plan; job description templates; code of conduct; exit interview form; disciplinary and grievance procedure.</w:t>
       </w:r>
     </w:p>
     <w:p>
@@ -4377,7 +4362,7 @@
         <w:sz w:val="16"/>
         <w:szCs w:val="16"/>
       </w:rPr>
-      <w:t xml:space="preserve">«Hospital Name»  |  «HRM/POL/01»  |  Controlled document  |  Human Resource Planning, Recruitment and Staff Governance</w:t>
+      <w:t>«Hospital Name»  |  «HRM/POL/01»  |  Controlled document  |  Policy on Human Resource Planning, Recruitment and Staff Governance</w:t>
     </w:r>
   </w:p>
 </w:ftr>

--- a/policies/build/masters/HRM.1_v2_master.docx
+++ b/policies/build/masters/HRM.1_v2_master.docx
@@ -2623,6 +2623,7 @@
         <w:gridCol w:w="100"/>
         <w:gridCol w:w="100"/>
         <w:gridCol w:w="100"/>
+        <w:gridCol w:w="100"/>
       </w:tblGrid>
       <w:tr>
         <w:tc>
@@ -2650,6 +2651,26 @@
         </w:tc>
         <w:tc>
           <w:tcPr>
+            <w:tcW w:type="pct" w:w="12%"/>
+            <w:tcBorders>
+              <w:top w:val="single" w:color="999999" w:sz="4"/>
+              <w:left w:val="single" w:color="999999" w:sz="4"/>
+              <w:bottom w:val="single" w:color="999999" w:sz="4"/>
+              <w:right w:val="single" w:color="999999" w:sz="4"/>
+            </w:tcBorders>
+            <w:shd w:fill="E8E8E8" w:val="clear"/>
+          </w:tcPr>
+          <w:p>
+            <w:r>
+              <w:rPr>
+                <w:b/>
+              </w:rPr>
+              <w:t>Level</w:t>
+            </w:r>
+          </w:p>
+        </w:tc>
+        <w:tc>
+          <w:tcPr>
             <w:tcW w:type="pct" w:w="32%"/>
             <w:tcBorders>
               <w:top w:val="single" w:color="999999" w:sz="4"/>
@@ -2743,6 +2764,22 @@
         </w:tc>
         <w:tc>
           <w:tcPr>
+            <w:tcW w:type="pct" w:w="12%"/>
+            <w:tcBorders>
+              <w:top w:val="single" w:color="999999" w:sz="4"/>
+              <w:left w:val="single" w:color="999999" w:sz="4"/>
+              <w:bottom w:val="single" w:color="999999" w:sz="4"/>
+              <w:right w:val="single" w:color="999999" w:sz="4"/>
+            </w:tcBorders>
+          </w:tcPr>
+          <w:p>
+            <w:r>
+              <w:t>Excellence</w:t>
+            </w:r>
+          </w:p>
+        </w:tc>
+        <w:tc>
+          <w:tcPr>
             <w:tcW w:type="pct" w:w="32%"/>
             <w:tcBorders>
               <w:top w:val="single" w:color="999999" w:sz="4"/>
@@ -2833,6 +2870,22 @@
         </w:tc>
         <w:tc>
           <w:tcPr>
+            <w:tcW w:type="pct" w:w="12%"/>
+            <w:tcBorders>
+              <w:top w:val="single" w:color="999999" w:sz="4"/>
+              <w:left w:val="single" w:color="999999" w:sz="4"/>
+              <w:bottom w:val="single" w:color="999999" w:sz="4"/>
+              <w:right w:val="single" w:color="999999" w:sz="4"/>
+            </w:tcBorders>
+          </w:tcPr>
+          <w:p>
+            <w:r>
+              <w:t>CORE*</w:t>
+            </w:r>
+          </w:p>
+        </w:tc>
+        <w:tc>
+          <w:tcPr>
             <w:tcW w:type="pct" w:w="32%"/>
             <w:tcBorders>
               <w:top w:val="single" w:color="999999" w:sz="4"/>
@@ -2923,6 +2976,22 @@
         </w:tc>
         <w:tc>
           <w:tcPr>
+            <w:tcW w:type="pct" w:w="12%"/>
+            <w:tcBorders>
+              <w:top w:val="single" w:color="999999" w:sz="4"/>
+              <w:left w:val="single" w:color="999999" w:sz="4"/>
+              <w:bottom w:val="single" w:color="999999" w:sz="4"/>
+              <w:right w:val="single" w:color="999999" w:sz="4"/>
+            </w:tcBorders>
+          </w:tcPr>
+          <w:p>
+            <w:r>
+              <w:t>CORE</w:t>
+            </w:r>
+          </w:p>
+        </w:tc>
+        <w:tc>
+          <w:tcPr>
             <w:tcW w:type="pct" w:w="32%"/>
             <w:tcBorders>
               <w:top w:val="single" w:color="999999" w:sz="4"/>
@@ -3013,6 +3082,22 @@
         </w:tc>
         <w:tc>
           <w:tcPr>
+            <w:tcW w:type="pct" w:w="12%"/>
+            <w:tcBorders>
+              <w:top w:val="single" w:color="999999" w:sz="4"/>
+              <w:left w:val="single" w:color="999999" w:sz="4"/>
+              <w:bottom w:val="single" w:color="999999" w:sz="4"/>
+              <w:right w:val="single" w:color="999999" w:sz="4"/>
+            </w:tcBorders>
+          </w:tcPr>
+          <w:p>
+            <w:r>
+              <w:t>Achievement</w:t>
+            </w:r>
+          </w:p>
+        </w:tc>
+        <w:tc>
+          <w:tcPr>
             <w:tcW w:type="pct" w:w="32%"/>
             <w:tcBorders>
               <w:top w:val="single" w:color="999999" w:sz="4"/>
@@ -3103,6 +3188,22 @@
         </w:tc>
         <w:tc>
           <w:tcPr>
+            <w:tcW w:type="pct" w:w="12%"/>
+            <w:tcBorders>
+              <w:top w:val="single" w:color="999999" w:sz="4"/>
+              <w:left w:val="single" w:color="999999" w:sz="4"/>
+              <w:bottom w:val="single" w:color="999999" w:sz="4"/>
+              <w:right w:val="single" w:color="999999" w:sz="4"/>
+            </w:tcBorders>
+          </w:tcPr>
+          <w:p>
+            <w:r>
+              <w:t>Commitment*</w:t>
+            </w:r>
+          </w:p>
+        </w:tc>
+        <w:tc>
+          <w:tcPr>
             <w:tcW w:type="pct" w:w="32%"/>
             <w:tcBorders>
               <w:top w:val="single" w:color="999999" w:sz="4"/>
@@ -3193,6 +3294,22 @@
         </w:tc>
         <w:tc>
           <w:tcPr>
+            <w:tcW w:type="pct" w:w="12%"/>
+            <w:tcBorders>
+              <w:top w:val="single" w:color="999999" w:sz="4"/>
+              <w:left w:val="single" w:color="999999" w:sz="4"/>
+              <w:bottom w:val="single" w:color="999999" w:sz="4"/>
+              <w:right w:val="single" w:color="999999" w:sz="4"/>
+            </w:tcBorders>
+          </w:tcPr>
+          <w:p>
+            <w:r>
+              <w:t>Commitment</w:t>
+            </w:r>
+          </w:p>
+        </w:tc>
+        <w:tc>
+          <w:tcPr>
             <w:tcW w:type="pct" w:w="32%"/>
             <w:tcBorders>
               <w:top w:val="single" w:color="999999" w:sz="4"/>
@@ -3283,6 +3400,22 @@
         </w:tc>
         <w:tc>
           <w:tcPr>
+            <w:tcW w:type="pct" w:w="12%"/>
+            <w:tcBorders>
+              <w:top w:val="single" w:color="999999" w:sz="4"/>
+              <w:left w:val="single" w:color="999999" w:sz="4"/>
+              <w:bottom w:val="single" w:color="999999" w:sz="4"/>
+              <w:right w:val="single" w:color="999999" w:sz="4"/>
+            </w:tcBorders>
+          </w:tcPr>
+          <w:p>
+            <w:r>
+              <w:t>CORE</w:t>
+            </w:r>
+          </w:p>
+        </w:tc>
+        <w:tc>
+          <w:tcPr>
             <w:tcW w:type="pct" w:w="32%"/>
             <w:tcBorders>
               <w:top w:val="single" w:color="999999" w:sz="4"/>
@@ -3373,6 +3506,22 @@
         </w:tc>
         <w:tc>
           <w:tcPr>
+            <w:tcW w:type="pct" w:w="12%"/>
+            <w:tcBorders>
+              <w:top w:val="single" w:color="999999" w:sz="4"/>
+              <w:left w:val="single" w:color="999999" w:sz="4"/>
+              <w:bottom w:val="single" w:color="999999" w:sz="4"/>
+              <w:right w:val="single" w:color="999999" w:sz="4"/>
+            </w:tcBorders>
+          </w:tcPr>
+          <w:p>
+            <w:r>
+              <w:t>Achievement</w:t>
+            </w:r>
+          </w:p>
+        </w:tc>
+        <w:tc>
+          <w:tcPr>
             <w:tcW w:type="pct" w:w="32%"/>
             <w:tcBorders>
               <w:top w:val="single" w:color="999999" w:sz="4"/>
@@ -3463,6 +3612,22 @@
         </w:tc>
         <w:tc>
           <w:tcPr>
+            <w:tcW w:type="pct" w:w="12%"/>
+            <w:tcBorders>
+              <w:top w:val="single" w:color="999999" w:sz="4"/>
+              <w:left w:val="single" w:color="999999" w:sz="4"/>
+              <w:bottom w:val="single" w:color="999999" w:sz="4"/>
+              <w:right w:val="single" w:color="999999" w:sz="4"/>
+            </w:tcBorders>
+          </w:tcPr>
+          <w:p>
+            <w:r>
+              <w:t>Commitment*</w:t>
+            </w:r>
+          </w:p>
+        </w:tc>
+        <w:tc>
+          <w:tcPr>
             <w:tcW w:type="pct" w:w="32%"/>
             <w:tcBorders>
               <w:top w:val="single" w:color="999999" w:sz="4"/>
@@ -3595,22 +3760,275 @@
         <w:t>10. Abbreviations</w:t>
       </w:r>
     </w:p>
-    <w:p>
-      <w:pPr>
-        <w:spacing w:after="140"/>
-      </w:pPr>
-      <w:r>
-        <w:rPr>
-          <w:sz w:val="22"/>
-          <w:szCs w:val="22"/>
-        </w:rPr>
-        <w:t xml:space="preserve">CAPA — corrective and preventive action
-HRM — Human Resource Management (NABH SHCO chapter 8)
-NABH — National Accreditation Board for Hospitals and Healthcare Providers
-OE — objective element
-SHCO — Standards for Small Healthcare Organisations</w:t>
-      </w:r>
-    </w:p>
+    <w:tbl>
+      <w:tblPr>
+        <w:tblW w:type="pct" w:w="100%"/>
+        <w:tblBorders>
+          <w:top w:val="single" w:color="auto" w:sz="4"/>
+          <w:left w:val="single" w:color="auto" w:sz="4"/>
+          <w:bottom w:val="single" w:color="auto" w:sz="4"/>
+          <w:right w:val="single" w:color="auto" w:sz="4"/>
+          <w:insideH w:val="single" w:color="auto" w:sz="4"/>
+          <w:insideV w:val="single" w:color="auto" w:sz="4"/>
+        </w:tblBorders>
+      </w:tblPr>
+      <w:tblGrid>
+        <w:gridCol w:w="100"/>
+        <w:gridCol w:w="100"/>
+      </w:tblGrid>
+      <w:tr>
+        <w:tc>
+          <w:tcPr>
+            <w:tcW w:type="pct" w:w="22%"/>
+            <w:tcBorders>
+              <w:top w:val="single" w:color="999999" w:sz="4"/>
+              <w:left w:val="single" w:color="999999" w:sz="4"/>
+              <w:bottom w:val="single" w:color="999999" w:sz="4"/>
+              <w:right w:val="single" w:color="999999" w:sz="4"/>
+            </w:tcBorders>
+            <w:shd w:fill="E8E8E8" w:val="clear"/>
+          </w:tcPr>
+          <w:p>
+            <w:r>
+              <w:rPr>
+                <w:b/>
+              </w:rPr>
+              <w:t>Abbreviation</w:t>
+            </w:r>
+          </w:p>
+        </w:tc>
+        <w:tc>
+          <w:tcPr>
+            <w:tcW w:type="pct" w:w="22%"/>
+            <w:tcBorders>
+              <w:top w:val="single" w:color="999999" w:sz="4"/>
+              <w:left w:val="single" w:color="999999" w:sz="4"/>
+              <w:bottom w:val="single" w:color="999999" w:sz="4"/>
+              <w:right w:val="single" w:color="999999" w:sz="4"/>
+            </w:tcBorders>
+            <w:shd w:fill="E8E8E8" w:val="clear"/>
+          </w:tcPr>
+          <w:p>
+            <w:r>
+              <w:rPr>
+                <w:b/>
+              </w:rPr>
+              <w:t>Meaning</w:t>
+            </w:r>
+          </w:p>
+        </w:tc>
+      </w:tr>
+      <w:tr>
+        <w:tc>
+          <w:tcPr>
+            <w:tcW w:type="pct" w:w="22%"/>
+            <w:tcBorders>
+              <w:top w:val="single" w:color="999999" w:sz="4"/>
+              <w:left w:val="single" w:color="999999" w:sz="4"/>
+              <w:bottom w:val="single" w:color="999999" w:sz="4"/>
+              <w:right w:val="single" w:color="999999" w:sz="4"/>
+            </w:tcBorders>
+            <w:shd w:fill="E8E8E8" w:val="clear"/>
+          </w:tcPr>
+          <w:p>
+            <w:r>
+              <w:rPr>
+                <w:b w:val="0"/>
+              </w:rPr>
+              <w:t>CAPA</w:t>
+            </w:r>
+          </w:p>
+        </w:tc>
+        <w:tc>
+          <w:tcPr>
+            <w:tcW w:type="pct" w:w="22%"/>
+            <w:tcBorders>
+              <w:top w:val="single" w:color="999999" w:sz="4"/>
+              <w:left w:val="single" w:color="999999" w:sz="4"/>
+              <w:bottom w:val="single" w:color="999999" w:sz="4"/>
+              <w:right w:val="single" w:color="999999" w:sz="4"/>
+            </w:tcBorders>
+            <w:shd w:fill="E8E8E8" w:val="clear"/>
+          </w:tcPr>
+          <w:p>
+            <w:r>
+              <w:rPr>
+                <w:b w:val="0"/>
+              </w:rPr>
+              <w:t>corrective and preventive action</w:t>
+            </w:r>
+          </w:p>
+        </w:tc>
+      </w:tr>
+      <w:tr>
+        <w:tc>
+          <w:tcPr>
+            <w:tcW w:type="pct" w:w="22%"/>
+            <w:tcBorders>
+              <w:top w:val="single" w:color="999999" w:sz="4"/>
+              <w:left w:val="single" w:color="999999" w:sz="4"/>
+              <w:bottom w:val="single" w:color="999999" w:sz="4"/>
+              <w:right w:val="single" w:color="999999" w:sz="4"/>
+            </w:tcBorders>
+            <w:shd w:fill="E8E8E8" w:val="clear"/>
+          </w:tcPr>
+          <w:p>
+            <w:r>
+              <w:rPr>
+                <w:b w:val="0"/>
+              </w:rPr>
+              <w:t>HRM</w:t>
+            </w:r>
+          </w:p>
+        </w:tc>
+        <w:tc>
+          <w:tcPr>
+            <w:tcW w:type="pct" w:w="22%"/>
+            <w:tcBorders>
+              <w:top w:val="single" w:color="999999" w:sz="4"/>
+              <w:left w:val="single" w:color="999999" w:sz="4"/>
+              <w:bottom w:val="single" w:color="999999" w:sz="4"/>
+              <w:right w:val="single" w:color="999999" w:sz="4"/>
+            </w:tcBorders>
+            <w:shd w:fill="E8E8E8" w:val="clear"/>
+          </w:tcPr>
+          <w:p>
+            <w:r>
+              <w:rPr>
+                <w:b w:val="0"/>
+              </w:rPr>
+              <w:t>Human Resource Management (NABH SHCO chapter 8)</w:t>
+            </w:r>
+          </w:p>
+        </w:tc>
+      </w:tr>
+      <w:tr>
+        <w:tc>
+          <w:tcPr>
+            <w:tcW w:type="pct" w:w="22%"/>
+            <w:tcBorders>
+              <w:top w:val="single" w:color="999999" w:sz="4"/>
+              <w:left w:val="single" w:color="999999" w:sz="4"/>
+              <w:bottom w:val="single" w:color="999999" w:sz="4"/>
+              <w:right w:val="single" w:color="999999" w:sz="4"/>
+            </w:tcBorders>
+            <w:shd w:fill="E8E8E8" w:val="clear"/>
+          </w:tcPr>
+          <w:p>
+            <w:r>
+              <w:rPr>
+                <w:b w:val="0"/>
+              </w:rPr>
+              <w:t>NABH</w:t>
+            </w:r>
+          </w:p>
+        </w:tc>
+        <w:tc>
+          <w:tcPr>
+            <w:tcW w:type="pct" w:w="22%"/>
+            <w:tcBorders>
+              <w:top w:val="single" w:color="999999" w:sz="4"/>
+              <w:left w:val="single" w:color="999999" w:sz="4"/>
+              <w:bottom w:val="single" w:color="999999" w:sz="4"/>
+              <w:right w:val="single" w:color="999999" w:sz="4"/>
+            </w:tcBorders>
+            <w:shd w:fill="E8E8E8" w:val="clear"/>
+          </w:tcPr>
+          <w:p>
+            <w:r>
+              <w:rPr>
+                <w:b w:val="0"/>
+              </w:rPr>
+              <w:t>National Accreditation Board for Hospitals and Healthcare Providers</w:t>
+            </w:r>
+          </w:p>
+        </w:tc>
+      </w:tr>
+      <w:tr>
+        <w:tc>
+          <w:tcPr>
+            <w:tcW w:type="pct" w:w="22%"/>
+            <w:tcBorders>
+              <w:top w:val="single" w:color="999999" w:sz="4"/>
+              <w:left w:val="single" w:color="999999" w:sz="4"/>
+              <w:bottom w:val="single" w:color="999999" w:sz="4"/>
+              <w:right w:val="single" w:color="999999" w:sz="4"/>
+            </w:tcBorders>
+            <w:shd w:fill="E8E8E8" w:val="clear"/>
+          </w:tcPr>
+          <w:p>
+            <w:r>
+              <w:rPr>
+                <w:b w:val="0"/>
+              </w:rPr>
+              <w:t>OE</w:t>
+            </w:r>
+          </w:p>
+        </w:tc>
+        <w:tc>
+          <w:tcPr>
+            <w:tcW w:type="pct" w:w="22%"/>
+            <w:tcBorders>
+              <w:top w:val="single" w:color="999999" w:sz="4"/>
+              <w:left w:val="single" w:color="999999" w:sz="4"/>
+              <w:bottom w:val="single" w:color="999999" w:sz="4"/>
+              <w:right w:val="single" w:color="999999" w:sz="4"/>
+            </w:tcBorders>
+            <w:shd w:fill="E8E8E8" w:val="clear"/>
+          </w:tcPr>
+          <w:p>
+            <w:r>
+              <w:rPr>
+                <w:b w:val="0"/>
+              </w:rPr>
+              <w:t>objective element</w:t>
+            </w:r>
+          </w:p>
+        </w:tc>
+      </w:tr>
+      <w:tr>
+        <w:tc>
+          <w:tcPr>
+            <w:tcW w:type="pct" w:w="22%"/>
+            <w:tcBorders>
+              <w:top w:val="single" w:color="999999" w:sz="4"/>
+              <w:left w:val="single" w:color="999999" w:sz="4"/>
+              <w:bottom w:val="single" w:color="999999" w:sz="4"/>
+              <w:right w:val="single" w:color="999999" w:sz="4"/>
+            </w:tcBorders>
+            <w:shd w:fill="E8E8E8" w:val="clear"/>
+          </w:tcPr>
+          <w:p>
+            <w:r>
+              <w:rPr>
+                <w:b w:val="0"/>
+              </w:rPr>
+              <w:t>SHCO</w:t>
+            </w:r>
+          </w:p>
+        </w:tc>
+        <w:tc>
+          <w:tcPr>
+            <w:tcW w:type="pct" w:w="22%"/>
+            <w:tcBorders>
+              <w:top w:val="single" w:color="999999" w:sz="4"/>
+              <w:left w:val="single" w:color="999999" w:sz="4"/>
+              <w:bottom w:val="single" w:color="999999" w:sz="4"/>
+              <w:right w:val="single" w:color="999999" w:sz="4"/>
+            </w:tcBorders>
+            <w:shd w:fill="E8E8E8" w:val="clear"/>
+          </w:tcPr>
+          <w:p>
+            <w:r>
+              <w:rPr>
+                <w:b w:val="0"/>
+              </w:rPr>
+              <w:t>Standards for Small Healthcare Organisations</w:t>
+            </w:r>
+          </w:p>
+        </w:tc>
+      </w:tr>
+    </w:tbl>
     <w:p>
       <w:pPr>
         <w:pStyle w:val="Heading1"/>

--- a/policies/build/masters/HRM.1_v2_master.docx
+++ b/policies/build/masters/HRM.1_v2_master.docx
@@ -694,18 +694,6 @@
     </w:p>
     <w:p>
       <w:pPr>
-        <w:spacing w:after="140"/>
-      </w:pPr>
-      <w:r>
-        <w:rPr>
-          <w:sz w:val="22"/>
-          <w:szCs w:val="22"/>
-        </w:rPr>
-        <w:t xml:space="preserve">Words marked «like this» are defaults a small hospital can keep. A blank marked «________» has no sensible default. Fill it in before this document is signed.</w:t>
-      </w:r>
-    </w:p>
-    <w:p>
-      <w:pPr>
         <w:pStyle w:val="Heading1"/>
         <w:spacing w:after="120" w:before="280"/>
       </w:pPr>
@@ -735,69 +723,6 @@
           <w:szCs w:val="22"/>
         </w:rPr>
         <w:t xml:space="preserve">It covers HRM.1.a–i. It does not cover induction and ongoing training (HRM.2), safety-programme training delivery (HRM.3), performance appraisal (HRM.4), staff health programmes (HRM.5), personal files (HRM.6) or credentialing of clinical staff (HRM.7–9).</w:t>
-      </w:r>
-    </w:p>
-    <w:p>
-      <w:pPr>
-        <w:spacing w:after="140"/>
-      </w:pPr>
-      <w:r>
-        <w:rPr>
-          <w:sz w:val="22"/>
-          <w:szCs w:val="22"/>
-        </w:rPr>
-        <w:t xml:space="preserve">Boundaries with other policies of «Hospital Name»:</w:t>
-      </w:r>
-    </w:p>
-    <w:p>
-      <w:pPr>
-        <w:pStyle w:val="ListParagraph"/>
-        <w:numPr>
-          <w:ilvl w:val="0"/>
-          <w:numId w:val="1"/>
-        </w:numPr>
-        <w:spacing w:after="60"/>
-      </w:pPr>
-      <w:r>
-        <w:rPr>
-          <w:sz w:val="22"/>
-          <w:szCs w:val="22"/>
-        </w:rPr>
-        <w:t xml:space="preserve">ROM.1 owns appointment of senior leaders by the governing body. HRM.1 owns the recruitment process and employment file for all staff categories.</w:t>
-      </w:r>
-    </w:p>
-    <w:p>
-      <w:pPr>
-        <w:pStyle w:val="ListParagraph"/>
-        <w:numPr>
-          <w:ilvl w:val="0"/>
-          <w:numId w:val="1"/>
-        </w:numPr>
-        <w:spacing w:after="60"/>
-      </w:pPr>
-      <w:r>
-        <w:rPr>
-          <w:sz w:val="22"/>
-          <w:szCs w:val="22"/>
-        </w:rPr>
-        <w:t xml:space="preserve">ROM.3 owns the documented statement of staff rights and responsibilities. HRM.1 owns job descriptions and the grievance mechanism as HR processes.</w:t>
-      </w:r>
-    </w:p>
-    <w:p>
-      <w:pPr>
-        <w:pStyle w:val="ListParagraph"/>
-        <w:numPr>
-          <w:ilvl w:val="0"/>
-          <w:numId w:val="1"/>
-        </w:numPr>
-        <w:spacing w:after="60"/>
-      </w:pPr>
-      <w:r>
-        <w:rPr>
-          <w:sz w:val="22"/>
-          <w:szCs w:val="22"/>
-        </w:rPr>
-        <w:t xml:space="preserve">AAC.1.b and COP.4.b use credentialing verification when assigning staff to services; HRM.7–9 (when drafted) own the credentialing method.</w:t>
       </w:r>
     </w:p>
     <w:p>

--- a/policies/build/masters/HRM.1_v2_master.docx
+++ b/policies/build/masters/HRM.1_v2_master.docx
@@ -2531,6 +2531,364 @@
         <w:t xml:space="preserve">The Nursing Superintendent holds signed acknowledgements with the induction record.</w:t>
       </w:r>
     </w:p>
+    <w:p>
+      <w:pPr>
+        <w:pStyle w:val="Heading1"/>
+        <w:spacing w:after="120" w:before="280"/>
+      </w:pPr>
+      <w:r>
+        <w:t>9. Distribution</w:t>
+      </w:r>
+    </w:p>
+    <w:p>
+      <w:pPr>
+        <w:spacing w:after="140"/>
+      </w:pPr>
+      <w:r>
+        <w:rPr>
+          <w:sz w:val="22"/>
+          <w:szCs w:val="22"/>
+        </w:rPr>
+        <w:t xml:space="preserve">Official master copy: office of the Medical Superintendent, «Hospital Name», with the HR office.</w:t>
+      </w:r>
+    </w:p>
+    <w:p>
+      <w:pPr>
+        <w:spacing w:after="140"/>
+      </w:pPr>
+      <w:r>
+        <w:rPr>
+          <w:sz w:val="22"/>
+          <w:szCs w:val="22"/>
+        </w:rPr>
+        <w:t xml:space="preserve">Copies issued to: governing body members; HR In-Charge / Personnel Officer; department heads; quality office.</w:t>
+      </w:r>
+    </w:p>
+    <w:p>
+      <w:pPr>
+        <w:spacing w:after="140"/>
+      </w:pPr>
+      <w:r>
+        <w:rPr>
+          <w:sz w:val="22"/>
+          <w:szCs w:val="22"/>
+        </w:rPr>
+        <w:t xml:space="preserve">The current version is available to all staff at the «HR office policy file» and, if the hospital keeps an intranet, at «staff intranet / policies».</w:t>
+      </w:r>
+    </w:p>
+    <w:p>
+      <w:pPr>
+        <w:spacing w:after="140"/>
+      </w:pPr>
+      <w:r>
+        <w:rPr>
+          <w:sz w:val="22"/>
+          <w:szCs w:val="22"/>
+        </w:rPr>
+        <w:t xml:space="preserve">When a new version is issued, take old copies out of use.</w:t>
+      </w:r>
+    </w:p>
+    <w:p>
+      <w:pPr>
+        <w:pStyle w:val="Heading1"/>
+        <w:spacing w:after="120" w:before="280"/>
+      </w:pPr>
+      <w:r>
+        <w:t>10. Abbreviations</w:t>
+      </w:r>
+    </w:p>
+    <w:tbl>
+      <w:tblPr>
+        <w:tblW w:type="pct" w:w="100%"/>
+        <w:tblBorders>
+          <w:top w:val="single" w:color="auto" w:sz="4"/>
+          <w:left w:val="single" w:color="auto" w:sz="4"/>
+          <w:bottom w:val="single" w:color="auto" w:sz="4"/>
+          <w:right w:val="single" w:color="auto" w:sz="4"/>
+          <w:insideH w:val="single" w:color="auto" w:sz="4"/>
+          <w:insideV w:val="single" w:color="auto" w:sz="4"/>
+        </w:tblBorders>
+      </w:tblPr>
+      <w:tblGrid>
+        <w:gridCol w:w="100"/>
+        <w:gridCol w:w="100"/>
+      </w:tblGrid>
+      <w:tr>
+        <w:tc>
+          <w:tcPr>
+            <w:tcW w:type="pct" w:w="22%"/>
+            <w:tcBorders>
+              <w:top w:val="single" w:color="999999" w:sz="4"/>
+              <w:left w:val="single" w:color="999999" w:sz="4"/>
+              <w:bottom w:val="single" w:color="999999" w:sz="4"/>
+              <w:right w:val="single" w:color="999999" w:sz="4"/>
+            </w:tcBorders>
+            <w:shd w:fill="E8E8E8" w:val="clear"/>
+          </w:tcPr>
+          <w:p>
+            <w:r>
+              <w:rPr>
+                <w:b/>
+              </w:rPr>
+              <w:t>Abbreviation</w:t>
+            </w:r>
+          </w:p>
+        </w:tc>
+        <w:tc>
+          <w:tcPr>
+            <w:tcW w:type="pct" w:w="22%"/>
+            <w:tcBorders>
+              <w:top w:val="single" w:color="999999" w:sz="4"/>
+              <w:left w:val="single" w:color="999999" w:sz="4"/>
+              <w:bottom w:val="single" w:color="999999" w:sz="4"/>
+              <w:right w:val="single" w:color="999999" w:sz="4"/>
+            </w:tcBorders>
+            <w:shd w:fill="E8E8E8" w:val="clear"/>
+          </w:tcPr>
+          <w:p>
+            <w:r>
+              <w:rPr>
+                <w:b/>
+              </w:rPr>
+              <w:t>Meaning</w:t>
+            </w:r>
+          </w:p>
+        </w:tc>
+      </w:tr>
+      <w:tr>
+        <w:tc>
+          <w:tcPr>
+            <w:tcW w:type="pct" w:w="22%"/>
+            <w:tcBorders>
+              <w:top w:val="single" w:color="999999" w:sz="4"/>
+              <w:left w:val="single" w:color="999999" w:sz="4"/>
+              <w:bottom w:val="single" w:color="999999" w:sz="4"/>
+              <w:right w:val="single" w:color="999999" w:sz="4"/>
+            </w:tcBorders>
+            <w:shd w:fill="E8E8E8" w:val="clear"/>
+          </w:tcPr>
+          <w:p>
+            <w:r>
+              <w:rPr>
+                <w:b w:val="0"/>
+              </w:rPr>
+              <w:t>CAPA</w:t>
+            </w:r>
+          </w:p>
+        </w:tc>
+        <w:tc>
+          <w:tcPr>
+            <w:tcW w:type="pct" w:w="22%"/>
+            <w:tcBorders>
+              <w:top w:val="single" w:color="999999" w:sz="4"/>
+              <w:left w:val="single" w:color="999999" w:sz="4"/>
+              <w:bottom w:val="single" w:color="999999" w:sz="4"/>
+              <w:right w:val="single" w:color="999999" w:sz="4"/>
+            </w:tcBorders>
+            <w:shd w:fill="E8E8E8" w:val="clear"/>
+          </w:tcPr>
+          <w:p>
+            <w:r>
+              <w:rPr>
+                <w:b w:val="0"/>
+              </w:rPr>
+              <w:t>corrective and preventive action</w:t>
+            </w:r>
+          </w:p>
+        </w:tc>
+      </w:tr>
+      <w:tr>
+        <w:tc>
+          <w:tcPr>
+            <w:tcW w:type="pct" w:w="22%"/>
+            <w:tcBorders>
+              <w:top w:val="single" w:color="999999" w:sz="4"/>
+              <w:left w:val="single" w:color="999999" w:sz="4"/>
+              <w:bottom w:val="single" w:color="999999" w:sz="4"/>
+              <w:right w:val="single" w:color="999999" w:sz="4"/>
+            </w:tcBorders>
+            <w:shd w:fill="E8E8E8" w:val="clear"/>
+          </w:tcPr>
+          <w:p>
+            <w:r>
+              <w:rPr>
+                <w:b w:val="0"/>
+              </w:rPr>
+              <w:t>HRM</w:t>
+            </w:r>
+          </w:p>
+        </w:tc>
+        <w:tc>
+          <w:tcPr>
+            <w:tcW w:type="pct" w:w="22%"/>
+            <w:tcBorders>
+              <w:top w:val="single" w:color="999999" w:sz="4"/>
+              <w:left w:val="single" w:color="999999" w:sz="4"/>
+              <w:bottom w:val="single" w:color="999999" w:sz="4"/>
+              <w:right w:val="single" w:color="999999" w:sz="4"/>
+            </w:tcBorders>
+            <w:shd w:fill="E8E8E8" w:val="clear"/>
+          </w:tcPr>
+          <w:p>
+            <w:r>
+              <w:rPr>
+                <w:b w:val="0"/>
+              </w:rPr>
+              <w:t>Human Resource Management (NABH SHCO chapter 8)</w:t>
+            </w:r>
+          </w:p>
+        </w:tc>
+      </w:tr>
+      <w:tr>
+        <w:tc>
+          <w:tcPr>
+            <w:tcW w:type="pct" w:w="22%"/>
+            <w:tcBorders>
+              <w:top w:val="single" w:color="999999" w:sz="4"/>
+              <w:left w:val="single" w:color="999999" w:sz="4"/>
+              <w:bottom w:val="single" w:color="999999" w:sz="4"/>
+              <w:right w:val="single" w:color="999999" w:sz="4"/>
+            </w:tcBorders>
+            <w:shd w:fill="E8E8E8" w:val="clear"/>
+          </w:tcPr>
+          <w:p>
+            <w:r>
+              <w:rPr>
+                <w:b w:val="0"/>
+              </w:rPr>
+              <w:t>NABH</w:t>
+            </w:r>
+          </w:p>
+        </w:tc>
+        <w:tc>
+          <w:tcPr>
+            <w:tcW w:type="pct" w:w="22%"/>
+            <w:tcBorders>
+              <w:top w:val="single" w:color="999999" w:sz="4"/>
+              <w:left w:val="single" w:color="999999" w:sz="4"/>
+              <w:bottom w:val="single" w:color="999999" w:sz="4"/>
+              <w:right w:val="single" w:color="999999" w:sz="4"/>
+            </w:tcBorders>
+            <w:shd w:fill="E8E8E8" w:val="clear"/>
+          </w:tcPr>
+          <w:p>
+            <w:r>
+              <w:rPr>
+                <w:b w:val="0"/>
+              </w:rPr>
+              <w:t>National Accreditation Board for Hospitals and Healthcare Providers</w:t>
+            </w:r>
+          </w:p>
+        </w:tc>
+      </w:tr>
+      <w:tr>
+        <w:tc>
+          <w:tcPr>
+            <w:tcW w:type="pct" w:w="22%"/>
+            <w:tcBorders>
+              <w:top w:val="single" w:color="999999" w:sz="4"/>
+              <w:left w:val="single" w:color="999999" w:sz="4"/>
+              <w:bottom w:val="single" w:color="999999" w:sz="4"/>
+              <w:right w:val="single" w:color="999999" w:sz="4"/>
+            </w:tcBorders>
+            <w:shd w:fill="E8E8E8" w:val="clear"/>
+          </w:tcPr>
+          <w:p>
+            <w:r>
+              <w:rPr>
+                <w:b w:val="0"/>
+              </w:rPr>
+              <w:t>OE</w:t>
+            </w:r>
+          </w:p>
+        </w:tc>
+        <w:tc>
+          <w:tcPr>
+            <w:tcW w:type="pct" w:w="22%"/>
+            <w:tcBorders>
+              <w:top w:val="single" w:color="999999" w:sz="4"/>
+              <w:left w:val="single" w:color="999999" w:sz="4"/>
+              <w:bottom w:val="single" w:color="999999" w:sz="4"/>
+              <w:right w:val="single" w:color="999999" w:sz="4"/>
+            </w:tcBorders>
+            <w:shd w:fill="E8E8E8" w:val="clear"/>
+          </w:tcPr>
+          <w:p>
+            <w:r>
+              <w:rPr>
+                <w:b w:val="0"/>
+              </w:rPr>
+              <w:t>objective element</w:t>
+            </w:r>
+          </w:p>
+        </w:tc>
+      </w:tr>
+      <w:tr>
+        <w:tc>
+          <w:tcPr>
+            <w:tcW w:type="pct" w:w="22%"/>
+            <w:tcBorders>
+              <w:top w:val="single" w:color="999999" w:sz="4"/>
+              <w:left w:val="single" w:color="999999" w:sz="4"/>
+              <w:bottom w:val="single" w:color="999999" w:sz="4"/>
+              <w:right w:val="single" w:color="999999" w:sz="4"/>
+            </w:tcBorders>
+            <w:shd w:fill="E8E8E8" w:val="clear"/>
+          </w:tcPr>
+          <w:p>
+            <w:r>
+              <w:rPr>
+                <w:b w:val="0"/>
+              </w:rPr>
+              <w:t>SHCO</w:t>
+            </w:r>
+          </w:p>
+        </w:tc>
+        <w:tc>
+          <w:tcPr>
+            <w:tcW w:type="pct" w:w="22%"/>
+            <w:tcBorders>
+              <w:top w:val="single" w:color="999999" w:sz="4"/>
+              <w:left w:val="single" w:color="999999" w:sz="4"/>
+              <w:bottom w:val="single" w:color="999999" w:sz="4"/>
+              <w:right w:val="single" w:color="999999" w:sz="4"/>
+            </w:tcBorders>
+            <w:shd w:fill="E8E8E8" w:val="clear"/>
+          </w:tcPr>
+          <w:p>
+            <w:r>
+              <w:rPr>
+                <w:b w:val="0"/>
+              </w:rPr>
+              <w:t>Standards for Small Healthcare Organisations</w:t>
+            </w:r>
+          </w:p>
+        </w:tc>
+      </w:tr>
+    </w:tbl>
+    <w:p>
+      <w:pPr>
+        <w:pStyle w:val="Heading1"/>
+        <w:spacing w:after="120" w:before="280"/>
+      </w:pPr>
+      <w:r>
+        <w:t>11. Traceability to NABH SHCO 3rd Edition HRM.1</w:t>
+      </w:r>
+    </w:p>
+    <w:p>
+      <w:pPr>
+        <w:spacing w:after="120"/>
+      </w:pPr>
+      <w:r>
+        <w:rPr>
+          <w:i/>
+          <w:iCs/>
+          <w:sz w:val="20"/>
+          <w:szCs w:val="20"/>
+        </w:rPr>
+        <w:t xml:space="preserve">This table is an index. It is not how the policy is organised.</w:t>
+      </w:r>
+    </w:p>
     <w:tbl>
       <w:tblPr>
         <w:tblW w:type="pct" w:w="100%"/>
@@ -3619,364 +3977,6 @@
         </w:tc>
       </w:tr>
     </w:tbl>
-    <w:p>
-      <w:pPr>
-        <w:pStyle w:val="Heading1"/>
-        <w:spacing w:after="120" w:before="280"/>
-      </w:pPr>
-      <w:r>
-        <w:t>9. Distribution</w:t>
-      </w:r>
-    </w:p>
-    <w:p>
-      <w:pPr>
-        <w:spacing w:after="140"/>
-      </w:pPr>
-      <w:r>
-        <w:rPr>
-          <w:sz w:val="22"/>
-          <w:szCs w:val="22"/>
-        </w:rPr>
-        <w:t xml:space="preserve">Official master copy: office of the Medical Superintendent, «Hospital Name», with the HR office.</w:t>
-      </w:r>
-    </w:p>
-    <w:p>
-      <w:pPr>
-        <w:spacing w:after="140"/>
-      </w:pPr>
-      <w:r>
-        <w:rPr>
-          <w:sz w:val="22"/>
-          <w:szCs w:val="22"/>
-        </w:rPr>
-        <w:t xml:space="preserve">Copies issued to: governing body members; HR In-Charge / Personnel Officer; department heads; quality office.</w:t>
-      </w:r>
-    </w:p>
-    <w:p>
-      <w:pPr>
-        <w:spacing w:after="140"/>
-      </w:pPr>
-      <w:r>
-        <w:rPr>
-          <w:sz w:val="22"/>
-          <w:szCs w:val="22"/>
-        </w:rPr>
-        <w:t xml:space="preserve">The current version is available to all staff at the «HR office policy file» and, if the hospital keeps an intranet, at «staff intranet / policies».</w:t>
-      </w:r>
-    </w:p>
-    <w:p>
-      <w:pPr>
-        <w:spacing w:after="140"/>
-      </w:pPr>
-      <w:r>
-        <w:rPr>
-          <w:sz w:val="22"/>
-          <w:szCs w:val="22"/>
-        </w:rPr>
-        <w:t xml:space="preserve">When a new version is issued, take old copies out of use.</w:t>
-      </w:r>
-    </w:p>
-    <w:p>
-      <w:pPr>
-        <w:pStyle w:val="Heading1"/>
-        <w:spacing w:after="120" w:before="280"/>
-      </w:pPr>
-      <w:r>
-        <w:t>10. Abbreviations</w:t>
-      </w:r>
-    </w:p>
-    <w:tbl>
-      <w:tblPr>
-        <w:tblW w:type="pct" w:w="100%"/>
-        <w:tblBorders>
-          <w:top w:val="single" w:color="auto" w:sz="4"/>
-          <w:left w:val="single" w:color="auto" w:sz="4"/>
-          <w:bottom w:val="single" w:color="auto" w:sz="4"/>
-          <w:right w:val="single" w:color="auto" w:sz="4"/>
-          <w:insideH w:val="single" w:color="auto" w:sz="4"/>
-          <w:insideV w:val="single" w:color="auto" w:sz="4"/>
-        </w:tblBorders>
-      </w:tblPr>
-      <w:tblGrid>
-        <w:gridCol w:w="100"/>
-        <w:gridCol w:w="100"/>
-      </w:tblGrid>
-      <w:tr>
-        <w:tc>
-          <w:tcPr>
-            <w:tcW w:type="pct" w:w="22%"/>
-            <w:tcBorders>
-              <w:top w:val="single" w:color="999999" w:sz="4"/>
-              <w:left w:val="single" w:color="999999" w:sz="4"/>
-              <w:bottom w:val="single" w:color="999999" w:sz="4"/>
-              <w:right w:val="single" w:color="999999" w:sz="4"/>
-            </w:tcBorders>
-            <w:shd w:fill="E8E8E8" w:val="clear"/>
-          </w:tcPr>
-          <w:p>
-            <w:r>
-              <w:rPr>
-                <w:b/>
-              </w:rPr>
-              <w:t>Abbreviation</w:t>
-            </w:r>
-          </w:p>
-        </w:tc>
-        <w:tc>
-          <w:tcPr>
-            <w:tcW w:type="pct" w:w="22%"/>
-            <w:tcBorders>
-              <w:top w:val="single" w:color="999999" w:sz="4"/>
-              <w:left w:val="single" w:color="999999" w:sz="4"/>
-              <w:bottom w:val="single" w:color="999999" w:sz="4"/>
-              <w:right w:val="single" w:color="999999" w:sz="4"/>
-            </w:tcBorders>
-            <w:shd w:fill="E8E8E8" w:val="clear"/>
-          </w:tcPr>
-          <w:p>
-            <w:r>
-              <w:rPr>
-                <w:b/>
-              </w:rPr>
-              <w:t>Meaning</w:t>
-            </w:r>
-          </w:p>
-        </w:tc>
-      </w:tr>
-      <w:tr>
-        <w:tc>
-          <w:tcPr>
-            <w:tcW w:type="pct" w:w="22%"/>
-            <w:tcBorders>
-              <w:top w:val="single" w:color="999999" w:sz="4"/>
-              <w:left w:val="single" w:color="999999" w:sz="4"/>
-              <w:bottom w:val="single" w:color="999999" w:sz="4"/>
-              <w:right w:val="single" w:color="999999" w:sz="4"/>
-            </w:tcBorders>
-            <w:shd w:fill="E8E8E8" w:val="clear"/>
-          </w:tcPr>
-          <w:p>
-            <w:r>
-              <w:rPr>
-                <w:b w:val="0"/>
-              </w:rPr>
-              <w:t>CAPA</w:t>
-            </w:r>
-          </w:p>
-        </w:tc>
-        <w:tc>
-          <w:tcPr>
-            <w:tcW w:type="pct" w:w="22%"/>
-            <w:tcBorders>
-              <w:top w:val="single" w:color="999999" w:sz="4"/>
-              <w:left w:val="single" w:color="999999" w:sz="4"/>
-              <w:bottom w:val="single" w:color="999999" w:sz="4"/>
-              <w:right w:val="single" w:color="999999" w:sz="4"/>
-            </w:tcBorders>
-            <w:shd w:fill="E8E8E8" w:val="clear"/>
-          </w:tcPr>
-          <w:p>
-            <w:r>
-              <w:rPr>
-                <w:b w:val="0"/>
-              </w:rPr>
-              <w:t>corrective and preventive action</w:t>
-            </w:r>
-          </w:p>
-        </w:tc>
-      </w:tr>
-      <w:tr>
-        <w:tc>
-          <w:tcPr>
-            <w:tcW w:type="pct" w:w="22%"/>
-            <w:tcBorders>
-              <w:top w:val="single" w:color="999999" w:sz="4"/>
-              <w:left w:val="single" w:color="999999" w:sz="4"/>
-              <w:bottom w:val="single" w:color="999999" w:sz="4"/>
-              <w:right w:val="single" w:color="999999" w:sz="4"/>
-            </w:tcBorders>
-            <w:shd w:fill="E8E8E8" w:val="clear"/>
-          </w:tcPr>
-          <w:p>
-            <w:r>
-              <w:rPr>
-                <w:b w:val="0"/>
-              </w:rPr>
-              <w:t>HRM</w:t>
-            </w:r>
-          </w:p>
-        </w:tc>
-        <w:tc>
-          <w:tcPr>
-            <w:tcW w:type="pct" w:w="22%"/>
-            <w:tcBorders>
-              <w:top w:val="single" w:color="999999" w:sz="4"/>
-              <w:left w:val="single" w:color="999999" w:sz="4"/>
-              <w:bottom w:val="single" w:color="999999" w:sz="4"/>
-              <w:right w:val="single" w:color="999999" w:sz="4"/>
-            </w:tcBorders>
-            <w:shd w:fill="E8E8E8" w:val="clear"/>
-          </w:tcPr>
-          <w:p>
-            <w:r>
-              <w:rPr>
-                <w:b w:val="0"/>
-              </w:rPr>
-              <w:t>Human Resource Management (NABH SHCO chapter 8)</w:t>
-            </w:r>
-          </w:p>
-        </w:tc>
-      </w:tr>
-      <w:tr>
-        <w:tc>
-          <w:tcPr>
-            <w:tcW w:type="pct" w:w="22%"/>
-            <w:tcBorders>
-              <w:top w:val="single" w:color="999999" w:sz="4"/>
-              <w:left w:val="single" w:color="999999" w:sz="4"/>
-              <w:bottom w:val="single" w:color="999999" w:sz="4"/>
-              <w:right w:val="single" w:color="999999" w:sz="4"/>
-            </w:tcBorders>
-            <w:shd w:fill="E8E8E8" w:val="clear"/>
-          </w:tcPr>
-          <w:p>
-            <w:r>
-              <w:rPr>
-                <w:b w:val="0"/>
-              </w:rPr>
-              <w:t>NABH</w:t>
-            </w:r>
-          </w:p>
-        </w:tc>
-        <w:tc>
-          <w:tcPr>
-            <w:tcW w:type="pct" w:w="22%"/>
-            <w:tcBorders>
-              <w:top w:val="single" w:color="999999" w:sz="4"/>
-              <w:left w:val="single" w:color="999999" w:sz="4"/>
-              <w:bottom w:val="single" w:color="999999" w:sz="4"/>
-              <w:right w:val="single" w:color="999999" w:sz="4"/>
-            </w:tcBorders>
-            <w:shd w:fill="E8E8E8" w:val="clear"/>
-          </w:tcPr>
-          <w:p>
-            <w:r>
-              <w:rPr>
-                <w:b w:val="0"/>
-              </w:rPr>
-              <w:t>National Accreditation Board for Hospitals and Healthcare Providers</w:t>
-            </w:r>
-          </w:p>
-        </w:tc>
-      </w:tr>
-      <w:tr>
-        <w:tc>
-          <w:tcPr>
-            <w:tcW w:type="pct" w:w="22%"/>
-            <w:tcBorders>
-              <w:top w:val="single" w:color="999999" w:sz="4"/>
-              <w:left w:val="single" w:color="999999" w:sz="4"/>
-              <w:bottom w:val="single" w:color="999999" w:sz="4"/>
-              <w:right w:val="single" w:color="999999" w:sz="4"/>
-            </w:tcBorders>
-            <w:shd w:fill="E8E8E8" w:val="clear"/>
-          </w:tcPr>
-          <w:p>
-            <w:r>
-              <w:rPr>
-                <w:b w:val="0"/>
-              </w:rPr>
-              <w:t>OE</w:t>
-            </w:r>
-          </w:p>
-        </w:tc>
-        <w:tc>
-          <w:tcPr>
-            <w:tcW w:type="pct" w:w="22%"/>
-            <w:tcBorders>
-              <w:top w:val="single" w:color="999999" w:sz="4"/>
-              <w:left w:val="single" w:color="999999" w:sz="4"/>
-              <w:bottom w:val="single" w:color="999999" w:sz="4"/>
-              <w:right w:val="single" w:color="999999" w:sz="4"/>
-            </w:tcBorders>
-            <w:shd w:fill="E8E8E8" w:val="clear"/>
-          </w:tcPr>
-          <w:p>
-            <w:r>
-              <w:rPr>
-                <w:b w:val="0"/>
-              </w:rPr>
-              <w:t>objective element</w:t>
-            </w:r>
-          </w:p>
-        </w:tc>
-      </w:tr>
-      <w:tr>
-        <w:tc>
-          <w:tcPr>
-            <w:tcW w:type="pct" w:w="22%"/>
-            <w:tcBorders>
-              <w:top w:val="single" w:color="999999" w:sz="4"/>
-              <w:left w:val="single" w:color="999999" w:sz="4"/>
-              <w:bottom w:val="single" w:color="999999" w:sz="4"/>
-              <w:right w:val="single" w:color="999999" w:sz="4"/>
-            </w:tcBorders>
-            <w:shd w:fill="E8E8E8" w:val="clear"/>
-          </w:tcPr>
-          <w:p>
-            <w:r>
-              <w:rPr>
-                <w:b w:val="0"/>
-              </w:rPr>
-              <w:t>SHCO</w:t>
-            </w:r>
-          </w:p>
-        </w:tc>
-        <w:tc>
-          <w:tcPr>
-            <w:tcW w:type="pct" w:w="22%"/>
-            <w:tcBorders>
-              <w:top w:val="single" w:color="999999" w:sz="4"/>
-              <w:left w:val="single" w:color="999999" w:sz="4"/>
-              <w:bottom w:val="single" w:color="999999" w:sz="4"/>
-              <w:right w:val="single" w:color="999999" w:sz="4"/>
-            </w:tcBorders>
-            <w:shd w:fill="E8E8E8" w:val="clear"/>
-          </w:tcPr>
-          <w:p>
-            <w:r>
-              <w:rPr>
-                <w:b w:val="0"/>
-              </w:rPr>
-              <w:t>Standards for Small Healthcare Organisations</w:t>
-            </w:r>
-          </w:p>
-        </w:tc>
-      </w:tr>
-    </w:tbl>
-    <w:p>
-      <w:pPr>
-        <w:pStyle w:val="Heading1"/>
-        <w:spacing w:after="120" w:before="280"/>
-      </w:pPr>
-      <w:r>
-        <w:t>11. Traceability to NABH SHCO 3rd Edition HRM.1</w:t>
-      </w:r>
-    </w:p>
-    <w:p>
-      <w:pPr>
-        <w:spacing w:after="120"/>
-      </w:pPr>
-      <w:r>
-        <w:rPr>
-          <w:i/>
-          <w:iCs/>
-          <w:sz w:val="20"/>
-          <w:szCs w:val="20"/>
-        </w:rPr>
-        <w:t xml:space="preserve">This table is an index. It is not how the policy is organised.</w:t>
-      </w:r>
-    </w:p>
     <w:p>
       <w:pPr>
         <w:pStyle w:val="Heading1"/>

--- a/policies/build/masters/HRM.1_v2_master.docx
+++ b/policies/build/masters/HRM.1_v2_master.docx
@@ -682,18 +682,6 @@
     </w:p>
     <w:p>
       <w:pPr>
-        <w:spacing w:after="140"/>
-      </w:pPr>
-      <w:r>
-        <w:rPr>
-          <w:sz w:val="22"/>
-          <w:szCs w:val="22"/>
-        </w:rPr>
-        <w:t xml:space="preserve">HRM.2 owns training and development. HRM.4 owns performance appraisal. HRM.6 owns personal files. ROM.1 owns appointment of senior leaders by the governing body.</w:t>
-      </w:r>
-    </w:p>
-    <w:p>
-      <w:pPr>
         <w:pStyle w:val="Heading1"/>
         <w:spacing w:after="120" w:before="280"/>
       </w:pPr>
@@ -715,18 +703,6 @@
     </w:p>
     <w:p>
       <w:pPr>
-        <w:spacing w:after="140"/>
-      </w:pPr>
-      <w:r>
-        <w:rPr>
-          <w:sz w:val="22"/>
-          <w:szCs w:val="22"/>
-        </w:rPr>
-        <w:t xml:space="preserve">It covers HRM.1.a–i. It does not cover induction and ongoing training (HRM.2), safety-programme training delivery (HRM.3), performance appraisal (HRM.4), staff health programmes (HRM.5), personal files (HRM.6) or credentialing of clinical staff (HRM.7–9).</w:t>
-      </w:r>
-    </w:p>
-    <w:p>
-      <w:pPr>
         <w:pStyle w:val="Heading1"/>
         <w:spacing w:after="120" w:before="280"/>
       </w:pPr>
@@ -962,7 +938,7 @@
           <w:sz w:val="22"/>
           <w:szCs w:val="22"/>
         </w:rPr>
-        <w:t xml:space="preserve">The plan identifies gaps, proposed recruitment, redeployment and training needs (cross-reference HRM.2). The Medical Superintendent and governing body review and approve the plan. The approved plan is the basis for recruitment requisitions and budget requests.</w:t>
+        <w:t>The plan identifies gaps, proposed recruitment, redeployment and training needs. The Medical Superintendent and governing body review and approve the plan. The approved plan is the basis for recruitment requisitions and budget requests.</w:t>
       </w:r>
     </w:p>
     <w:p>
@@ -983,7 +959,7 @@
           <w:sz w:val="22"/>
           <w:szCs w:val="22"/>
         </w:rPr>
-        <w:t xml:space="preserve">Written guidance governs the process of recruitment at «Hospital Name». The recruitment procedure covers: vacancy identification and approval; advertising or sourcing; shortlisting criteria; interview panel composition; selection and offer; pre-employment checks (step 5.6); and onboarding handover to induction (HRM.2.a).</w:t>
+        <w:t>Written guidance governs the process of recruitment at «Hospital Name». The recruitment procedure covers: vacancy identification and approval; advertising or sourcing; shortlisting criteria; interview panel composition; selection and offer; pre-employment checks (step 5.6); and onboarding handover to induction.</w:t>
       </w:r>
     </w:p>
     <w:p>
@@ -1016,7 +992,7 @@
           <w:sz w:val="22"/>
           <w:szCs w:val="22"/>
         </w:rPr>
-        <w:t xml:space="preserve">«Hospital Name» maintains an adequate number and mix of staff to meet the care, treatment and service needs of the patient. Sanctioned strength is defined per department and shift based on the workforce plan and service scope (AAC.1).</w:t>
+        <w:t>«Hospital Name» maintains an adequate number and mix of staff to meet the care, treatment and service needs of the patient. Sanctioned strength is defined per department and shift based on the workforce plan and service scope.</w:t>
       </w:r>
     </w:p>
     <w:p>
@@ -1118,7 +1094,7 @@
           <w:sz w:val="22"/>
           <w:szCs w:val="22"/>
         </w:rPr>
-        <w:t xml:space="preserve">Each employee's personnel file (HRM.6 when drafted) contains a signed copy of the current job description and an org-chart position. Job descriptions are reviewed «annually» or when the role changes. New hires sign that they have received and understood their job description at induction.</w:t>
+        <w:t>Each employee's personnel file contains a signed copy of the current job description and an org-chart position. Job descriptions are reviewed «annually» or when the role changes. New hires sign that they have received and understood their job description at induction.</w:t>
       </w:r>
     </w:p>
     <w:p>
@@ -1139,7 +1115,7 @@
           <w:sz w:val="22"/>
           <w:szCs w:val="22"/>
         </w:rPr>
-        <w:t xml:space="preserve">«Hospital Name» performs a background check of new staff before they begin patient-facing or confidential-access duties. The check covers: identity verification; previous employment confirmation; credential authenticity (cross-reference HRM.7–9 for clinical staff); and «police verification where the hospital policy requires it».</w:t>
+        <w:t>«Hospital Name» performs a background check of new staff before they begin patient-facing or confidential-access duties. The check covers: identity verification; previous employment confirmation; credential authenticity; and «police verification where the hospital policy requires it».</w:t>
       </w:r>
     </w:p>
     <w:p>
@@ -1724,7 +1700,7 @@
           <w:sz w:val="22"/>
           <w:szCs w:val="22"/>
         </w:rPr>
-        <w:t xml:space="preserve">This policy is reviewed «annually», and sooner when HRM.6 or HRM.7–9 are drafted.</w:t>
+        <w:t>This policy is reviewed «annually», and sooner when a related staff-records or credentialing policy is drafted.</w:t>
       </w:r>
     </w:p>
     <w:p>
@@ -1745,7 +1721,7 @@
           <w:sz w:val="22"/>
           <w:szCs w:val="22"/>
         </w:rPr>
-        <w:t xml:space="preserve">The HR In-Charge / Personnel Officer, department heads and the Medical Superintendent are briefed on this policy at appointment and «once a year» after that. All staff receive the code of conduct and grievance mechanism at induction (HRM.2.a).</w:t>
+        <w:t>The HR In-Charge / Personnel Officer, department heads and the Medical Superintendent are briefed on this policy at appointment and «once a year» after that. All staff receive the code of conduct and grievance mechanism at induction.</w:t>
       </w:r>
     </w:p>
     <w:p>

--- a/policies/build/masters/HRM.1_v2_master.docx
+++ b/policies/build/masters/HRM.1_v2_master.docx
@@ -4539,8 +4539,23 @@
           <w:sz w:val="22"/>
           <w:szCs w:val="22"/>
         </w:rPr>
-        <w:t xml:space="preserve">National Accreditation Board for Hospitals and Healthcare Providers (NABH), Standards for Small Healthcare Organisations, 3rd Edition — Human Resource Management chapter, standard HRM.1.</w:t>
-      </w:r>
+      </w:r>
+      <w:r>
+        <w:rPr>
+          <w:sz w:val="22"/>
+        </w:rPr>
+        <w:t xml:space="preserve">National Accreditation Board for Hospitals &amp; Healthcare Providers. (2022). Standards for small healthcare organisations (3rd ed.) — Human Resource Management chapter, standard HRM.1. </w:t>
+      </w:r>
+      <w:hyperlink r:id="rId9">
+        <w:r>
+          <w:rPr>
+            <w:rStyle w:val="Hyperlink"/>
+            <w:sz w:val="22"/>
+            <w:szCs w:val="22"/>
+          </w:rPr>
+          <w:t>https://nabh.co/programmes/small-healthcare-organisation-shco-accreditation-programme/</w:t>
+        </w:r>
+      </w:hyperlink>
     </w:p>
     <w:p>
       <w:pPr>
